--- a/klagomål/A 21378-2026 FSC-klagomål.docx
+++ b/klagomål/A 21378-2026 FSC-klagomål.docx
@@ -662,7 +662,7 @@
     <w:r>
       <w:tab/>
       <w:tab/>
-      <w:t>2026-05-16</w:t>
+      <w:t>2026-05-17</w:t>
       <w:br/>
       <w:br/>
     </w:r>

--- a/klagomål/A 21378-2026 FSC-klagomål.docx
+++ b/klagomål/A 21378-2026 FSC-klagomål.docx
@@ -662,7 +662,7 @@
     <w:r>
       <w:tab/>
       <w:tab/>
-      <w:t>2026-05-17</w:t>
+      <w:t>2026-05-18</w:t>
       <w:br/>
       <w:br/>
     </w:r>

--- a/klagomål/A 21378-2026 FSC-klagomål.docx
+++ b/klagomål/A 21378-2026 FSC-klagomål.docx
@@ -662,7 +662,7 @@
     <w:r>
       <w:tab/>
       <w:tab/>
-      <w:t>2026-05-18</w:t>
+      <w:t>2026-05-19</w:t>
       <w:br/>
       <w:br/>
     </w:r>

--- a/klagomål/A 21378-2026 FSC-klagomål.docx
+++ b/klagomål/A 21378-2026 FSC-klagomål.docx
@@ -662,7 +662,7 @@
     <w:r>
       <w:tab/>
       <w:tab/>
-      <w:t>2026-05-19</w:t>
+      <w:t>2026-05-20</w:t>
       <w:br/>
       <w:br/>
     </w:r>

--- a/klagomål/A 21378-2026 FSC-klagomål.docx
+++ b/klagomål/A 21378-2026 FSC-klagomål.docx
@@ -662,7 +662,7 @@
     <w:r>
       <w:tab/>
       <w:tab/>
-      <w:t>2026-05-20</w:t>
+      <w:t>2026-05-21</w:t>
       <w:br/>
       <w:br/>
     </w:r>

--- a/klagomål/A 21378-2026 FSC-klagomål.docx
+++ b/klagomål/A 21378-2026 FSC-klagomål.docx
@@ -662,7 +662,7 @@
     <w:r>
       <w:tab/>
       <w:tab/>
-      <w:t>2026-05-21</w:t>
+      <w:t>2026-05-22</w:t>
       <w:br/>
       <w:br/>
     </w:r>

--- a/klagomål/A 21378-2026 FSC-klagomål.docx
+++ b/klagomål/A 21378-2026 FSC-klagomål.docx
@@ -662,7 +662,7 @@
     <w:r>
       <w:tab/>
       <w:tab/>
-      <w:t>2026-05-22</w:t>
+      <w:t>2026-05-23</w:t>
       <w:br/>
       <w:br/>
     </w:r>

--- a/klagomål/A 21378-2026 FSC-klagomål.docx
+++ b/klagomål/A 21378-2026 FSC-klagomål.docx
@@ -662,7 +662,7 @@
     <w:r>
       <w:tab/>
       <w:tab/>
-      <w:t>2026-05-23</w:t>
+      <w:t>2026-05-24</w:t>
       <w:br/>
       <w:br/>
     </w:r>

--- a/klagomål/A 21378-2026 FSC-klagomål.docx
+++ b/klagomål/A 21378-2026 FSC-klagomål.docx
@@ -662,7 +662,7 @@
     <w:r>
       <w:tab/>
       <w:tab/>
-      <w:t>2026-05-24</w:t>
+      <w:t>2026-05-25</w:t>
       <w:br/>
       <w:br/>
     </w:r>

--- a/klagomål/A 21378-2026 FSC-klagomål.docx
+++ b/klagomål/A 21378-2026 FSC-klagomål.docx
@@ -662,7 +662,7 @@
     <w:r>
       <w:tab/>
       <w:tab/>
-      <w:t>2026-05-25</w:t>
+      <w:t>2026-05-26</w:t>
       <w:br/>
       <w:br/>
     </w:r>

--- a/klagomål/A 21378-2026 FSC-klagomål.docx
+++ b/klagomål/A 21378-2026 FSC-klagomål.docx
@@ -662,7 +662,7 @@
     <w:r>
       <w:tab/>
       <w:tab/>
-      <w:t>2026-05-26</w:t>
+      <w:t>2026-05-27</w:t>
       <w:br/>
       <w:br/>
     </w:r>

--- a/klagomål/A 21378-2026 FSC-klagomål.docx
+++ b/klagomål/A 21378-2026 FSC-klagomål.docx
@@ -662,7 +662,7 @@
     <w:r>
       <w:tab/>
       <w:tab/>
-      <w:t>2026-05-27</w:t>
+      <w:t>2026-05-28</w:t>
       <w:br/>
       <w:br/>
     </w:r>

--- a/klagomål/A 21378-2026 FSC-klagomål.docx
+++ b/klagomål/A 21378-2026 FSC-klagomål.docx
@@ -662,7 +662,7 @@
     <w:r>
       <w:tab/>
       <w:tab/>
-      <w:t>2026-05-28</w:t>
+      <w:t>2026-05-29</w:t>
       <w:br/>
       <w:br/>
     </w:r>

--- a/klagomål/A 21378-2026 FSC-klagomål.docx
+++ b/klagomål/A 21378-2026 FSC-klagomål.docx
@@ -662,7 +662,7 @@
     <w:r>
       <w:tab/>
       <w:tab/>
-      <w:t>2026-05-29</w:t>
+      <w:t>2026-05-30</w:t>
       <w:br/>
       <w:br/>
     </w:r>

--- a/klagomål/A 21378-2026 FSC-klagomål.docx
+++ b/klagomål/A 21378-2026 FSC-klagomål.docx
@@ -662,7 +662,7 @@
     <w:r>
       <w:tab/>
       <w:tab/>
-      <w:t>2026-05-30</w:t>
+      <w:t>2026-05-31</w:t>
       <w:br/>
       <w:br/>
     </w:r>

--- a/klagomål/A 21378-2026 FSC-klagomål.docx
+++ b/klagomål/A 21378-2026 FSC-klagomål.docx
@@ -662,7 +662,7 @@
     <w:r>
       <w:tab/>
       <w:tab/>
-      <w:t>2026-05-31</w:t>
+      <w:t>2026-06-01</w:t>
       <w:br/>
       <w:br/>
     </w:r>

--- a/klagomål/A 21378-2026 FSC-klagomål.docx
+++ b/klagomål/A 21378-2026 FSC-klagomål.docx
@@ -662,7 +662,7 @@
     <w:r>
       <w:tab/>
       <w:tab/>
-      <w:t>2026-06-01</w:t>
+      <w:t>2026-06-02</w:t>
       <w:br/>
       <w:br/>
     </w:r>

--- a/klagomål/A 21378-2026 FSC-klagomål.docx
+++ b/klagomål/A 21378-2026 FSC-klagomål.docx
@@ -662,7 +662,7 @@
     <w:r>
       <w:tab/>
       <w:tab/>
-      <w:t>2026-06-02</w:t>
+      <w:t>2026-06-03</w:t>
       <w:br/>
       <w:br/>
     </w:r>

--- a/klagomål/A 21378-2026 FSC-klagomål.docx
+++ b/klagomål/A 21378-2026 FSC-klagomål.docx
@@ -662,7 +662,7 @@
     <w:r>
       <w:tab/>
       <w:tab/>
-      <w:t>2026-06-03</w:t>
+      <w:t>2026-06-04</w:t>
       <w:br/>
       <w:br/>
     </w:r>

--- a/klagomål/A 21378-2026 FSC-klagomål.docx
+++ b/klagomål/A 21378-2026 FSC-klagomål.docx
@@ -662,7 +662,7 @@
     <w:r>
       <w:tab/>
       <w:tab/>
-      <w:t>2026-06-04</w:t>
+      <w:t>2026-06-05</w:t>
       <w:br/>
       <w:br/>
     </w:r>

--- a/klagomål/A 21378-2026 FSC-klagomål.docx
+++ b/klagomål/A 21378-2026 FSC-klagomål.docx
@@ -662,7 +662,7 @@
     <w:r>
       <w:tab/>
       <w:tab/>
-      <w:t>2026-06-05</w:t>
+      <w:t>2026-06-06</w:t>
       <w:br/>
       <w:br/>
     </w:r>

--- a/klagomål/A 21378-2026 FSC-klagomål.docx
+++ b/klagomål/A 21378-2026 FSC-klagomål.docx
@@ -662,7 +662,7 @@
     <w:r>
       <w:tab/>
       <w:tab/>
-      <w:t>2026-06-06</w:t>
+      <w:t>2026-06-07</w:t>
       <w:br/>
       <w:br/>
     </w:r>

--- a/klagomål/A 21378-2026 FSC-klagomål.docx
+++ b/klagomål/A 21378-2026 FSC-klagomål.docx
@@ -662,7 +662,7 @@
     <w:r>
       <w:tab/>
       <w:tab/>
-      <w:t>2026-06-07</w:t>
+      <w:t>2026-06-08</w:t>
       <w:br/>
       <w:br/>
     </w:r>

--- a/klagomål/A 21378-2026 FSC-klagomål.docx
+++ b/klagomål/A 21378-2026 FSC-klagomål.docx
@@ -662,7 +662,7 @@
     <w:r>
       <w:tab/>
       <w:tab/>
-      <w:t>2026-06-08</w:t>
+      <w:t>2026-06-09</w:t>
       <w:br/>
       <w:br/>
     </w:r>

--- a/klagomål/A 21378-2026 FSC-klagomål.docx
+++ b/klagomål/A 21378-2026 FSC-klagomål.docx
@@ -662,7 +662,7 @@
     <w:r>
       <w:tab/>
       <w:tab/>
-      <w:t>2026-06-09</w:t>
+      <w:t>2026-06-10</w:t>
       <w:br/>
       <w:br/>
     </w:r>

--- a/klagomål/A 21378-2026 FSC-klagomål.docx
+++ b/klagomål/A 21378-2026 FSC-klagomål.docx
@@ -662,7 +662,7 @@
     <w:r>
       <w:tab/>
       <w:tab/>
-      <w:t>2026-06-10</w:t>
+      <w:t>2026-06-11</w:t>
       <w:br/>
       <w:br/>
     </w:r>

--- a/klagomål/A 21378-2026 FSC-klagomål.docx
+++ b/klagomål/A 21378-2026 FSC-klagomål.docx
@@ -662,7 +662,7 @@
     <w:r>
       <w:tab/>
       <w:tab/>
-      <w:t>2026-06-11</w:t>
+      <w:t>2026-06-12</w:t>
       <w:br/>
       <w:br/>
     </w:r>

--- a/klagomål/A 21378-2026 FSC-klagomål.docx
+++ b/klagomål/A 21378-2026 FSC-klagomål.docx
@@ -662,7 +662,7 @@
     <w:r>
       <w:tab/>
       <w:tab/>
-      <w:t>2026-06-12</w:t>
+      <w:t>2026-06-13</w:t>
       <w:br/>
       <w:br/>
     </w:r>

--- a/klagomål/A 21378-2026 FSC-klagomål.docx
+++ b/klagomål/A 21378-2026 FSC-klagomål.docx
@@ -663,7 +663,7 @@
     <w:r>
       <w:tab/>
       <w:tab/>
-      <w:t>2026-07-13</w:t>
+      <w:t>2026-07-14</w:t>
       <w:br/>
       <w:br/>
     </w:r>

--- a/klagomål/A 21378-2026 FSC-klagomål.docx
+++ b/klagomål/A 21378-2026 FSC-klagomål.docx
@@ -663,7 +663,7 @@
     <w:r>
       <w:tab/>
       <w:tab/>
-      <w:t>2026-07-14</w:t>
+      <w:t>2026-07-15</w:t>
       <w:br/>
       <w:br/>
     </w:r>

--- a/klagomål/A 21378-2026 FSC-klagomål.docx
+++ b/klagomål/A 21378-2026 FSC-klagomål.docx
@@ -663,7 +663,7 @@
     <w:r>
       <w:tab/>
       <w:tab/>
-      <w:t>2026-07-15</w:t>
+      <w:t>2026-07-16</w:t>
       <w:br/>
       <w:br/>
     </w:r>

--- a/klagomål/A 21378-2026 FSC-klagomål.docx
+++ b/klagomål/A 21378-2026 FSC-klagomål.docx
@@ -663,7 +663,7 @@
     <w:r>
       <w:tab/>
       <w:tab/>
-      <w:t>2026-07-16</w:t>
+      <w:t>2026-07-17</w:t>
       <w:br/>
       <w:br/>
     </w:r>

--- a/klagomål/A 21378-2026 FSC-klagomål.docx
+++ b/klagomål/A 21378-2026 FSC-klagomål.docx
@@ -663,7 +663,7 @@
     <w:r>
       <w:tab/>
       <w:tab/>
-      <w:t>2026-07-17</w:t>
+      <w:t>2026-07-18</w:t>
       <w:br/>
       <w:br/>
     </w:r>

--- a/klagomål/A 21378-2026 FSC-klagomål.docx
+++ b/klagomål/A 21378-2026 FSC-klagomål.docx
@@ -663,7 +663,7 @@
     <w:r>
       <w:tab/>
       <w:tab/>
-      <w:t>2026-07-18</w:t>
+      <w:t>2026-07-19</w:t>
       <w:br/>
       <w:br/>
     </w:r>

--- a/klagomål/A 21378-2026 FSC-klagomål.docx
+++ b/klagomål/A 21378-2026 FSC-klagomål.docx
@@ -663,7 +663,7 @@
     <w:r>
       <w:tab/>
       <w:tab/>
-      <w:t>2026-07-19</w:t>
+      <w:t>2026-07-20</w:t>
       <w:br/>
       <w:br/>
     </w:r>

--- a/klagomål/A 21378-2026 FSC-klagomål.docx
+++ b/klagomål/A 21378-2026 FSC-klagomål.docx
@@ -663,7 +663,7 @@
     <w:r>
       <w:tab/>
       <w:tab/>
-      <w:t>2026-07-20</w:t>
+      <w:t>2026-07-21</w:t>
       <w:br/>
       <w:br/>
     </w:r>

--- a/klagomål/A 21378-2026 FSC-klagomål.docx
+++ b/klagomål/A 21378-2026 FSC-klagomål.docx
@@ -663,7 +663,7 @@
     <w:r>
       <w:tab/>
       <w:tab/>
-      <w:t>2026-07-21</w:t>
+      <w:t>2026-07-22</w:t>
       <w:br/>
       <w:br/>
     </w:r>

--- a/klagomål/A 21378-2026 FSC-klagomål.docx
+++ b/klagomål/A 21378-2026 FSC-klagomål.docx
@@ -663,7 +663,7 @@
     <w:r>
       <w:tab/>
       <w:tab/>
-      <w:t>2026-07-22</w:t>
+      <w:t>2026-07-23</w:t>
       <w:br/>
       <w:br/>
     </w:r>

--- a/klagomål/A 21378-2026 FSC-klagomål.docx
+++ b/klagomål/A 21378-2026 FSC-klagomål.docx
@@ -663,7 +663,7 @@
     <w:r>
       <w:tab/>
       <w:tab/>
-      <w:t>2026-07-23</w:t>
+      <w:t>2026-07-24</w:t>
       <w:br/>
       <w:br/>
     </w:r>

--- a/klagomål/A 21378-2026 FSC-klagomål.docx
+++ b/klagomål/A 21378-2026 FSC-klagomål.docx
@@ -663,7 +663,7 @@
     <w:r>
       <w:tab/>
       <w:tab/>
-      <w:t>2026-07-24</w:t>
+      <w:t>2026-07-25</w:t>
       <w:br/>
       <w:br/>
     </w:r>

--- a/klagomål/A 21378-2026 FSC-klagomål.docx
+++ b/klagomål/A 21378-2026 FSC-klagomål.docx
@@ -663,7 +663,7 @@
     <w:r>
       <w:tab/>
       <w:tab/>
-      <w:t>2026-07-25</w:t>
+      <w:t>2026-07-26</w:t>
       <w:br/>
       <w:br/>
     </w:r>

--- a/klagomål/A 21378-2026 FSC-klagomål.docx
+++ b/klagomål/A 21378-2026 FSC-klagomål.docx
@@ -663,7 +663,7 @@
     <w:r>
       <w:tab/>
       <w:tab/>
-      <w:t>2026-07-26</w:t>
+      <w:t>2026-07-27</w:t>
       <w:br/>
       <w:br/>
     </w:r>

--- a/klagomål/A 21378-2026 FSC-klagomål.docx
+++ b/klagomål/A 21378-2026 FSC-klagomål.docx
@@ -663,7 +663,7 @@
     <w:r>
       <w:tab/>
       <w:tab/>
-      <w:t>2026-07-27</w:t>
+      <w:t>2026-07-28</w:t>
       <w:br/>
       <w:br/>
     </w:r>

--- a/klagomål/A 21378-2026 FSC-klagomål.docx
+++ b/klagomål/A 21378-2026 FSC-klagomål.docx
@@ -663,7 +663,7 @@
     <w:r>
       <w:tab/>
       <w:tab/>
-      <w:t>2026-07-28</w:t>
+      <w:t>2026-07-29</w:t>
       <w:br/>
       <w:br/>
     </w:r>

--- a/klagomål/A 21378-2026 FSC-klagomål.docx
+++ b/klagomål/A 21378-2026 FSC-klagomål.docx
@@ -663,7 +663,7 @@
     <w:r>
       <w:tab/>
       <w:tab/>
-      <w:t>2026-07-29</w:t>
+      <w:t>2026-07-30</w:t>
       <w:br/>
       <w:br/>
     </w:r>

--- a/klagomål/A 21378-2026 FSC-klagomål.docx
+++ b/klagomål/A 21378-2026 FSC-klagomål.docx
@@ -663,7 +663,7 @@
     <w:r>
       <w:tab/>
       <w:tab/>
-      <w:t>2026-07-30</w:t>
+      <w:t>2026-07-31</w:t>
       <w:br/>
       <w:br/>
     </w:r>

--- a/klagomål/A 21378-2026 FSC-klagomål.docx
+++ b/klagomål/A 21378-2026 FSC-klagomål.docx
@@ -663,7 +663,7 @@
     <w:r>
       <w:tab/>
       <w:tab/>
-      <w:t>2026-07-31</w:t>
+      <w:t>2026-08-01</w:t>
       <w:br/>
       <w:br/>
     </w:r>

--- a/klagomål/A 21378-2026 FSC-klagomål.docx
+++ b/klagomål/A 21378-2026 FSC-klagomål.docx
@@ -663,7 +663,7 @@
     <w:r>
       <w:tab/>
       <w:tab/>
-      <w:t>2026-08-01</w:t>
+      <w:t>2026-08-02</w:t>
       <w:br/>
       <w:br/>
     </w:r>

--- a/klagomål/A 21378-2026 FSC-klagomål.docx
+++ b/klagomål/A 21378-2026 FSC-klagomål.docx
@@ -663,7 +663,7 @@
     <w:r>
       <w:tab/>
       <w:tab/>
-      <w:t>2026-08-02</w:t>
+      <w:t>2026-08-03</w:t>
       <w:br/>
       <w:br/>
     </w:r>

--- a/klagomål/A 21378-2026 FSC-klagomål.docx
+++ b/klagomål/A 21378-2026 FSC-klagomål.docx
@@ -663,7 +663,7 @@
     <w:r>
       <w:tab/>
       <w:tab/>
-      <w:t>2026-08-03</w:t>
+      <w:t>2026-08-05</w:t>
       <w:br/>
       <w:br/>
     </w:r>

--- a/klagomål/A 21378-2026 FSC-klagomål.docx
+++ b/klagomål/A 21378-2026 FSC-klagomål.docx
@@ -663,7 +663,7 @@
     <w:r>
       <w:tab/>
       <w:tab/>
-      <w:t>2026-08-05</w:t>
+      <w:t>2026-08-07</w:t>
       <w:br/>
       <w:br/>
     </w:r>

--- a/klagomål/A 21378-2026 FSC-klagomål.docx
+++ b/klagomål/A 21378-2026 FSC-klagomål.docx
@@ -178,7 +178,7 @@
       <w:r>
         <w:drawing>
           <wp:inline xmlns:a="http://schemas.openxmlformats.org/drawingml/2006/main" xmlns:pic="http://schemas.openxmlformats.org/drawingml/2006/picture">
-            <wp:extent cx="5486400" cy="3438898"/>
+            <wp:extent cx="5486400" cy="3557676"/>
             <wp:docPr id="1" name="Picture 1"/>
             <wp:cNvGraphicFramePr>
               <a:graphicFrameLocks noChangeAspect="1"/>
@@ -199,7 +199,7 @@
                   <pic:spPr>
                     <a:xfrm>
                       <a:off x="0" y="0"/>
-                      <a:ext cx="5486400" cy="3438898"/>
+                      <a:ext cx="5486400" cy="3557676"/>
                     </a:xfrm>
                     <a:prstGeom prst="rect"/>
                   </pic:spPr>
@@ -221,7 +221,7 @@
     </w:p>
     <w:p>
       <w:r>
-        <w:t>I och inom 10 meter från avverkningsanmälan finns fynd av 2 naturvårdsarter, varav 1 är rödlistad och 1 är signalart (S): ask (EN) och brun nållav (S). Se Figur 1.</w:t>
+        <w:t>I och inom 10 meter från avverkningsanmälan finns fynd av 3 naturvårdsarter, varav 2 är rödlistade och 1 är signalart (S): ask (EN), krusfrö (NT) och brun nållav (S). Se Figur 1.</w:t>
       </w:r>
     </w:p>
     <w:p>
@@ -348,7 +348,7 @@
         <w:rPr>
           <w:i/>
         </w:rPr>
-        <w:t>I det avverkningsanmälda skogsområdet har 2 naturvårdsarter varav 1 rödlistade arter sina livsmiljöer och växtplatser.</w:t>
+        <w:t>I det avverkningsanmälda skogsområdet har 3 naturvårdsarter varav 2 rödlistade arter sina livsmiljöer och växtplatser.</w:t>
       </w:r>
     </w:p>
     <w:p>
@@ -663,7 +663,7 @@
     <w:r>
       <w:tab/>
       <w:tab/>
-      <w:t>2026-08-07</w:t>
+      <w:t>2026-08-08</w:t>
       <w:br/>
       <w:br/>
     </w:r>

--- a/klagomål/A 21378-2026 FSC-klagomål.docx
+++ b/klagomål/A 21378-2026 FSC-klagomål.docx
@@ -178,7 +178,7 @@
       <w:r>
         <w:drawing>
           <wp:inline xmlns:a="http://schemas.openxmlformats.org/drawingml/2006/main" xmlns:pic="http://schemas.openxmlformats.org/drawingml/2006/picture">
-            <wp:extent cx="5486400" cy="3438898"/>
+            <wp:extent cx="5486400" cy="3557676"/>
             <wp:docPr id="1" name="Picture 1"/>
             <wp:cNvGraphicFramePr>
               <a:graphicFrameLocks noChangeAspect="1"/>
@@ -199,7 +199,7 @@
                   <pic:spPr>
                     <a:xfrm>
                       <a:off x="0" y="0"/>
-                      <a:ext cx="5486400" cy="3438898"/>
+                      <a:ext cx="5486400" cy="3557676"/>
                     </a:xfrm>
                     <a:prstGeom prst="rect"/>
                   </pic:spPr>
@@ -216,12 +216,12 @@
         <w:spacing w:after="240"/>
       </w:pPr>
       <w:r>
-        <w:t>Figur 1. Fyndplatser för naturvårdsarter i och inom 10 meter från avverkningsanmälan. Markörer utan svart kant är placerade på fyndplatsen. Markörer med svart kant är placerade vid sidan av fyndplatsen har ett svart streck som visar fyndplatsens exakta position. Kartans mittpunktskoordinat är N 6500470, E 415407 i SWEREF 99 TM.</w:t>
+        <w:t>Figur 1. Fyndplatser för naturvårdsarter i och inom 10 meter från avverkningsanmälan. Markörer utan svart kant är placerade på fyndplatsen. Markörer med svart kant är placerade vid sidan av fyndplatsen och har ett svart streck som visar fyndplatsens exakta position. Kartans mittpunktskoordinat är N 6500470, E 415407 i SWEREF 99 TM.</w:t>
       </w:r>
     </w:p>
     <w:p>
       <w:r>
-        <w:t>I och inom 10 meter från avverkningsanmälan finns fynd av 2 naturvårdsarter, varav 1 är rödlistad och 1 är signalart (S): ask (EN) och brun nållav (S). Se Figur 1.</w:t>
+        <w:t>I och inom 10 meter från avverkningsanmälan finns fynd av 3 naturvårdsarter, varav 2 är rödlistade och 1 är signalart (S): ask (EN), krusfrö (NT) och brun nållav (S). Se Figur 1.</w:t>
       </w:r>
     </w:p>
     <w:p>
@@ -348,7 +348,7 @@
         <w:rPr>
           <w:i/>
         </w:rPr>
-        <w:t>I det avverkningsanmälda skogsområdet har 2 naturvårdsarter varav 1 rödlistade arter sina livsmiljöer och växtplatser.</w:t>
+        <w:t>I det avverkningsanmälda skogsområdet har 3 naturvårdsarter varav 2 rödlistade arter sina livsmiljöer och växtplatser.</w:t>
       </w:r>
     </w:p>
     <w:p>
@@ -663,7 +663,7 @@
     <w:r>
       <w:tab/>
       <w:tab/>
-      <w:t>2026-08-14</w:t>
+      <w:t>2026-08-15</w:t>
       <w:br/>
       <w:br/>
     </w:r>

--- a/klagomål/A 21378-2026 FSC-klagomål.docx
+++ b/klagomål/A 21378-2026 FSC-klagomål.docx
@@ -663,7 +663,7 @@
     <w:r>
       <w:tab/>
       <w:tab/>
-      <w:t>2026-08-15</w:t>
+      <w:t>2026-08-16</w:t>
       <w:br/>
       <w:br/>
     </w:r>

--- a/klagomål/A 21378-2026 FSC-klagomål.docx
+++ b/klagomål/A 21378-2026 FSC-klagomål.docx
@@ -663,7 +663,7 @@
     <w:r>
       <w:tab/>
       <w:tab/>
-      <w:t>2026-08-16</w:t>
+      <w:t>2026-08-17</w:t>
       <w:br/>
       <w:br/>
     </w:r>

--- a/klagomål/A 21378-2026 FSC-klagomål.docx
+++ b/klagomål/A 21378-2026 FSC-klagomål.docx
@@ -663,7 +663,7 @@
     <w:r>
       <w:tab/>
       <w:tab/>
-      <w:t>2026-08-17</w:t>
+      <w:t>2026-08-18</w:t>
       <w:br/>
       <w:br/>
     </w:r>

--- a/klagomål/A 21378-2026 FSC-klagomål.docx
+++ b/klagomål/A 21378-2026 FSC-klagomål.docx
@@ -663,7 +663,7 @@
     <w:r>
       <w:tab/>
       <w:tab/>
-      <w:t>2026-08-18</w:t>
+      <w:t>2026-08-19</w:t>
       <w:br/>
       <w:br/>
     </w:r>

--- a/klagomål/A 21378-2026 FSC-klagomål.docx
+++ b/klagomål/A 21378-2026 FSC-klagomål.docx
@@ -663,7 +663,7 @@
     <w:r>
       <w:tab/>
       <w:tab/>
-      <w:t>2026-08-19</w:t>
+      <w:t>2026-08-20</w:t>
       <w:br/>
       <w:br/>
     </w:r>

--- a/klagomål/A 21378-2026 FSC-klagomål.docx
+++ b/klagomål/A 21378-2026 FSC-klagomål.docx
@@ -663,7 +663,7 @@
     <w:r>
       <w:tab/>
       <w:tab/>
-      <w:t>2026-08-20</w:t>
+      <w:t>2026-08-21</w:t>
       <w:br/>
       <w:br/>
     </w:r>

--- a/klagomål/A 21378-2026 FSC-klagomål.docx
+++ b/klagomål/A 21378-2026 FSC-klagomål.docx
@@ -663,7 +663,7 @@
     <w:r>
       <w:tab/>
       <w:tab/>
-      <w:t>2026-08-21</w:t>
+      <w:t>2026-08-22</w:t>
       <w:br/>
       <w:br/>
     </w:r>

--- a/klagomål/A 21378-2026 FSC-klagomål.docx
+++ b/klagomål/A 21378-2026 FSC-klagomål.docx
@@ -663,7 +663,7 @@
     <w:r>
       <w:tab/>
       <w:tab/>
-      <w:t>2026-08-22</w:t>
+      <w:t>2026-08-23</w:t>
       <w:br/>
       <w:br/>
     </w:r>

--- a/klagomål/A 21378-2026 FSC-klagomål.docx
+++ b/klagomål/A 21378-2026 FSC-klagomål.docx
@@ -663,7 +663,7 @@
     <w:r>
       <w:tab/>
       <w:tab/>
-      <w:t>2026-08-23</w:t>
+      <w:t>2026-08-24</w:t>
       <w:br/>
       <w:br/>
     </w:r>

--- a/klagomål/A 21378-2026 FSC-klagomål.docx
+++ b/klagomål/A 21378-2026 FSC-klagomål.docx
@@ -663,7 +663,7 @@
     <w:r>
       <w:tab/>
       <w:tab/>
-      <w:t>2026-08-24</w:t>
+      <w:t>2026-08-25</w:t>
       <w:br/>
       <w:br/>
     </w:r>

--- a/klagomål/A 21378-2026 FSC-klagomål.docx
+++ b/klagomål/A 21378-2026 FSC-klagomål.docx
@@ -663,7 +663,7 @@
     <w:r>
       <w:tab/>
       <w:tab/>
-      <w:t>2026-08-25</w:t>
+      <w:t>2026-08-26</w:t>
       <w:br/>
       <w:br/>
     </w:r>

--- a/klagomål/A 21378-2026 FSC-klagomål.docx
+++ b/klagomål/A 21378-2026 FSC-klagomål.docx
@@ -663,7 +663,7 @@
     <w:r>
       <w:tab/>
       <w:tab/>
-      <w:t>2026-08-26</w:t>
+      <w:t>2026-08-27</w:t>
       <w:br/>
       <w:br/>
     </w:r>

--- a/klagomål/A 21378-2026 FSC-klagomål.docx
+++ b/klagomål/A 21378-2026 FSC-klagomål.docx
@@ -663,7 +663,7 @@
     <w:r>
       <w:tab/>
       <w:tab/>
-      <w:t>2026-08-27</w:t>
+      <w:t>2026-08-28</w:t>
       <w:br/>
       <w:br/>
     </w:r>

--- a/klagomål/A 21378-2026 FSC-klagomål.docx
+++ b/klagomål/A 21378-2026 FSC-klagomål.docx
@@ -663,7 +663,7 @@
     <w:r>
       <w:tab/>
       <w:tab/>
-      <w:t>2026-08-28</w:t>
+      <w:t>2026-08-29</w:t>
       <w:br/>
       <w:br/>
     </w:r>

--- a/klagomål/A 21378-2026 FSC-klagomål.docx
+++ b/klagomål/A 21378-2026 FSC-klagomål.docx
@@ -663,7 +663,7 @@
     <w:r>
       <w:tab/>
       <w:tab/>
-      <w:t>2026-08-29</w:t>
+      <w:t>2026-08-31</w:t>
       <w:br/>
       <w:br/>
     </w:r>

--- a/klagomål/A 21378-2026 FSC-klagomål.docx
+++ b/klagomål/A 21378-2026 FSC-klagomål.docx
@@ -663,7 +663,7 @@
     <w:r>
       <w:tab/>
       <w:tab/>
-      <w:t>2026-08-31</w:t>
+      <w:t>2026-09-01</w:t>
       <w:br/>
       <w:br/>
     </w:r>

--- a/klagomål/A 21378-2026 FSC-klagomål.docx
+++ b/klagomål/A 21378-2026 FSC-klagomål.docx
@@ -663,7 +663,7 @@
     <w:r>
       <w:tab/>
       <w:tab/>
-      <w:t>2026-09-01</w:t>
+      <w:t>2026-09-02</w:t>
       <w:br/>
       <w:br/>
     </w:r>

--- a/klagomål/A 21378-2026 FSC-klagomål.docx
+++ b/klagomål/A 21378-2026 FSC-klagomål.docx
@@ -663,7 +663,7 @@
     <w:r>
       <w:tab/>
       <w:tab/>
-      <w:t>2026-09-02</w:t>
+      <w:t>2026-09-03</w:t>
       <w:br/>
       <w:br/>
     </w:r>

--- a/klagomål/A 21378-2026 FSC-klagomål.docx
+++ b/klagomål/A 21378-2026 FSC-klagomål.docx
@@ -663,7 +663,7 @@
     <w:r>
       <w:tab/>
       <w:tab/>
-      <w:t>2026-09-03</w:t>
+      <w:t>2026-09-04</w:t>
       <w:br/>
       <w:br/>
     </w:r>

--- a/klagomål/A 21378-2026 FSC-klagomål.docx
+++ b/klagomål/A 21378-2026 FSC-klagomål.docx
@@ -663,7 +663,7 @@
     <w:r>
       <w:tab/>
       <w:tab/>
-      <w:t>2026-09-04</w:t>
+      <w:t>2026-09-05</w:t>
       <w:br/>
       <w:br/>
     </w:r>
